--- a/ove/public/docs/specs/ove75-ol-shtabeler.docx
+++ b/ove/public/docs/specs/ove75-ol-shtabeler.docx
@@ -730,7 +730,7 @@
                 <w:color w:val="666666"/>
                 <w:sz w:val="17"/>
               </w:rPr>
-              <w:t xml:space="preserve">ТЗ v3.6 п. 6.4 (в v4.1 — п. 7.x, сверить по перечню границ Лота №4 v4.1)</w:t>
+              <w:t xml:space="preserve">ТЗ (пред. ред.) п. 6.4 (в v4.1 — п. 7.x, сверить по перечню границ Лота №4 v4.1)</w:t>
             </w:r>
           </w:p>
         </w:tc>

--- a/ove/public/docs/specs/ove75-ol-shtabeler.docx
+++ b/ove/public/docs/specs/ove75-ol-shtabeler.docx
@@ -92,7 +92,7 @@
           <w:color w:val="666666"/>
           <w:sz w:val="18"/>
         </w:rPr>
-        <w:t xml:space="preserve">Лот №4 · Склад готовой продукции · участок: Складирование · сформирован 27.08.2026</w:t>
+        <w:t xml:space="preserve">Лот №4 · Склад готовой продукции · участок: Складирование · сформирован 28.08.2026</w:t>
       </w:r>
     </w:p>
     <w:tbl>
@@ -1195,7 +1195,7 @@
           <w:color w:val="666666"/>
           <w:sz w:val="16"/>
         </w:rPr>
-        <w:t xml:space="preserve">Источники данных: equipment.json (перечень по ИД/ТЗ) и bi_lot4.json (инженерные решения БИ); сборка — ove/tools/build_specs.py, 27.08.2026.</w:t>
+        <w:t xml:space="preserve">Источники данных: equipment.json (перечень по ИД/ТЗ) и bi_lot4.json (инженерные решения БИ); сборка — ove/tools/build_specs.py, 28.08.2026.</w:t>
       </w:r>
     </w:p>
     <w:sectPr>

--- a/ove/public/docs/specs/ove75-ol-shtabeler.docx
+++ b/ove/public/docs/specs/ove75-ol-shtabeler.docx
@@ -92,7 +92,7 @@
           <w:color w:val="666666"/>
           <w:sz w:val="18"/>
         </w:rPr>
-        <w:t xml:space="preserve">Лот №4 · Склад готовой продукции · участок: Складирование · сформирован 28.08.2026</w:t>
+        <w:t xml:space="preserve">Лот №4 · Склад готовой продукции · участок: Складирование · сформирован 01.09.2026</w:t>
       </w:r>
     </w:p>
     <w:tbl>
@@ -1115,6 +1115,216 @@
                 <w:sz w:val="17"/>
               </w:rPr>
               <w:t xml:space="preserve">по ТКП поставщика</w:t>
+            </w:r>
+          </w:p>
+        </w:tc>
+      </w:tr>
+      <w:tr>
+        <w:tc>
+          <w:tcPr>
+            <w:tcW w:w="2600" w:type="dxa"/>
+          </w:tcPr>
+          <w:p>
+            <w:r>
+              <w:rPr>
+                <w:sz w:val="19"/>
+              </w:rPr>
+              <w:t xml:space="preserve">Закладная (цифровизация): ровность пола</w:t>
+            </w:r>
+          </w:p>
+        </w:tc>
+        <w:tc>
+          <w:tcPr>
+            <w:tcW w:w="4200" w:type="dxa"/>
+          </w:tcPr>
+          <w:p>
+            <w:r>
+              <w:rPr>
+                <w:sz w:val="19"/>
+              </w:rPr>
+              <w:t xml:space="preserve">Класс ровности — по СП 29.13330 и требованиям изготовителя машин; фиксируется в задании на корпус ДО заказа плиты пола; поставщику — подтвердить допуски плоскостности и локальных уклонов</w:t>
+            </w:r>
+          </w:p>
+        </w:tc>
+        <w:tc>
+          <w:tcPr>
+            <w:tcW w:w="2838" w:type="dxa"/>
+          </w:tcPr>
+          <w:p>
+            <w:r>
+              <w:rPr>
+                <w:color w:val="666666"/>
+                <w:sz w:val="17"/>
+              </w:rPr>
+              <w:t xml:space="preserve">Реестр идей эффективности ред. 2.0, разд. 1.4 п. 25</w:t>
+            </w:r>
+          </w:p>
+        </w:tc>
+      </w:tr>
+      <w:tr>
+        <w:tc>
+          <w:tcPr>
+            <w:tcW w:w="2600" w:type="dxa"/>
+          </w:tcPr>
+          <w:p>
+            <w:r>
+              <w:rPr>
+                <w:sz w:val="19"/>
+              </w:rPr>
+              <w:t xml:space="preserve">Закладная (цифровизация): зарядная и проезды</w:t>
+            </w:r>
+          </w:p>
+        </w:tc>
+        <w:tc>
+          <w:tcPr>
+            <w:tcW w:w="4200" w:type="dxa"/>
+          </w:tcPr>
+          <w:p>
+            <w:r>
+              <w:rPr>
+                <w:sz w:val="19"/>
+              </w:rPr>
+              <w:t xml:space="preserve">Зарядная литий-ионных батарей на 2–3 поста, питание I категории; проезды 3,5–4,0 м — проверка на манёвр машины с пакетом 1×1 м</w:t>
+            </w:r>
+          </w:p>
+        </w:tc>
+        <w:tc>
+          <w:tcPr>
+            <w:tcW w:w="2838" w:type="dxa"/>
+          </w:tcPr>
+          <w:p>
+            <w:r>
+              <w:rPr>
+                <w:color w:val="666666"/>
+                <w:sz w:val="17"/>
+              </w:rPr>
+              <w:t xml:space="preserve">Реестр идей эффективности ред. 2.0, разд. 1.4 п. 25</w:t>
+            </w:r>
+          </w:p>
+        </w:tc>
+      </w:tr>
+      <w:tr>
+        <w:tc>
+          <w:tcPr>
+            <w:tcW w:w="2600" w:type="dxa"/>
+          </w:tcPr>
+          <w:p>
+            <w:r>
+              <w:rPr>
+                <w:sz w:val="19"/>
+              </w:rPr>
+              <w:t xml:space="preserve">Закладная (цифровизация): беспроводная сеть</w:t>
+            </w:r>
+          </w:p>
+        </w:tc>
+        <w:tc>
+          <w:tcPr>
+            <w:tcW w:w="4200" w:type="dxa"/>
+          </w:tcPr>
+          <w:p>
+            <w:r>
+              <w:rPr>
+                <w:sz w:val="19"/>
+              </w:rPr>
+              <w:t xml:space="preserve">Сплошное покрытие зоны работы сетью IEEE 802.11 с резервом каналов 30 %; поставщику — подтвердить требования машины к сети (роуминг, задержки)</w:t>
+            </w:r>
+          </w:p>
+        </w:tc>
+        <w:tc>
+          <w:tcPr>
+            <w:tcW w:w="2838" w:type="dxa"/>
+          </w:tcPr>
+          <w:p>
+            <w:r>
+              <w:rPr>
+                <w:color w:val="666666"/>
+                <w:sz w:val="17"/>
+              </w:rPr>
+              <w:t xml:space="preserve">Реестр идей эффективности ред. 2.0, разд. 1.4 п. 25; Прил. №5</w:t>
+            </w:r>
+          </w:p>
+        </w:tc>
+      </w:tr>
+      <w:tr>
+        <w:tc>
+          <w:tcPr>
+            <w:tcW w:w="2600" w:type="dxa"/>
+          </w:tcPr>
+          <w:p>
+            <w:r>
+              <w:rPr>
+                <w:sz w:val="19"/>
+              </w:rPr>
+              <w:t xml:space="preserve">Закладная (цифровизация): мониторинг состояния</w:t>
+            </w:r>
+          </w:p>
+        </w:tc>
+        <w:tc>
+          <w:tcPr>
+            <w:tcW w:w="4200" w:type="dxa"/>
+          </w:tcPr>
+          <w:p>
+            <w:r>
+              <w:rPr>
+                <w:sz w:val="19"/>
+              </w:rPr>
+              <w:t xml:space="preserve">Выдача значений, а не битовых статусов: токи приводов, температура и заряд АКБ, наработка, счётчики пусков; карта Modbus-регистров — в документации поставщика</w:t>
+            </w:r>
+          </w:p>
+        </w:tc>
+        <w:tc>
+          <w:tcPr>
+            <w:tcW w:w="2838" w:type="dxa"/>
+          </w:tcPr>
+          <w:p>
+            <w:r>
+              <w:rPr>
+                <w:color w:val="666666"/>
+                <w:sz w:val="17"/>
+              </w:rPr>
+              <w:t xml:space="preserve">Реестр идей эффективности ред. 2.0, разд. 1.6 п. 35</w:t>
+            </w:r>
+          </w:p>
+        </w:tc>
+      </w:tr>
+      <w:tr>
+        <w:tc>
+          <w:tcPr>
+            <w:tcW w:w="2600" w:type="dxa"/>
+          </w:tcPr>
+          <w:p>
+            <w:r>
+              <w:rPr>
+                <w:sz w:val="19"/>
+              </w:rPr>
+              <w:t xml:space="preserve">Закладная (цифровизация): прослеживаемость</w:t>
+            </w:r>
+          </w:p>
+        </w:tc>
+        <w:tc>
+          <w:tcPr>
+            <w:tcW w:w="4200" w:type="dxa"/>
+          </w:tcPr>
+          <w:p>
+            <w:r>
+              <w:rPr>
+                <w:sz w:val="19"/>
+              </w:rPr>
+              <w:t xml:space="preserve">Подтверждение взятия/постановки пакета сканированием QR-этикетки; передача события со сквозным ключом пакет — адрес склада — партия — вагон в систему склада</w:t>
+            </w:r>
+          </w:p>
+        </w:tc>
+        <w:tc>
+          <w:tcPr>
+            <w:tcW w:w="2838" w:type="dxa"/>
+          </w:tcPr>
+          <w:p>
+            <w:r>
+              <w:rPr>
+                <w:color w:val="666666"/>
+                <w:sz w:val="17"/>
+              </w:rPr>
+              <w:t xml:space="preserve">Реестр идей эффективности ред. 2.0, разд. 1.6 п. 38</w:t>
             </w:r>
           </w:p>
         </w:tc>
@@ -1195,7 +1405,7 @@
           <w:color w:val="666666"/>
           <w:sz w:val="16"/>
         </w:rPr>
-        <w:t xml:space="preserve">Источники данных: equipment.json (перечень по ИД/ТЗ) и bi_lot4.json (инженерные решения БИ); сборка — ove/tools/build_specs.py, 28.08.2026.</w:t>
+        <w:t xml:space="preserve">Источники данных: equipment.json (перечень по ИД/ТЗ) и bi_lot4.json (инженерные решения БИ); сборка — ove/tools/build_specs.py, 01.09.2026.</w:t>
       </w:r>
     </w:p>
     <w:sectPr>

--- a/ove/public/docs/specs/ove75-ol-shtabeler.docx
+++ b/ove/public/docs/specs/ove75-ol-shtabeler.docx
@@ -92,7 +92,7 @@
           <w:color w:val="666666"/>
           <w:sz w:val="18"/>
         </w:rPr>
-        <w:t xml:space="preserve">Лот №4 · Склад готовой продукции · участок: Складирование · сформирован 01.09.2026</w:t>
+        <w:t xml:space="preserve">Лот №4 · Склад готовой продукции · участок: Складирование · сформирован 02.09.2026</w:t>
       </w:r>
     </w:p>
     <w:tbl>
@@ -133,7 +133,7 @@
                 <w:color w:val="8A6200"/>
                 <w:sz w:val="16"/>
               </w:rPr>
-              <w:t xml:space="preserve">Не является выпущенной документацией. Значения — из ИД/ТЗ Заказчика и решений БИ (equipment.json, bi_lot*.json); жёлтые поля «уточняется по ТКП» заполняет поставщик в составе технико-коммерческого предложения.</w:t>
+              <w:t xml:space="preserve">Не является выпущенной документацией. Значения — из исходных данных и технического задания Заказчика и решений Базового инжиниринга; поля с пометкой «уточняется по ТКП» заполняет поставщик в составе технико-коммерческого предложения.</w:t>
             </w:r>
           </w:p>
         </w:tc>
@@ -1336,7 +1336,7 @@
           <w:color w:val="8A6200"/>
           <w:sz w:val="17"/>
         </w:rPr>
-        <w:t xml:space="preserve">Жёлтым выделено «уточняется по ТКП» — заполняет поставщик; остальные значения — исходные требования Заказчика (ИД/ТЗ) и решения БИ КВАНТ.</w:t>
+        <w:t xml:space="preserve">Заливкой отмечены поля «уточняется по ТКП» — их заполняет поставщик; остальные значения — исходные требования Заказчика (исходные данные, техническое задание) и решения Базового инжиниринга.</w:t>
       </w:r>
     </w:p>
     <w:p>
@@ -1360,7 +1360,7 @@
         <w:rPr>
           <w:sz w:val="19"/>
         </w:rPr>
-        <w:t xml:space="preserve">— заполненный настоящий опросный лист (жёлтые поля) и опросный лист завода при наличии;</w:t>
+        <w:t xml:space="preserve">— заполненный настоящий опросный лист (поля «уточняется по ТКП») и опросный лист завода при наличии;</w:t>
       </w:r>
     </w:p>
     <w:p>
@@ -1405,7 +1405,7 @@
           <w:color w:val="666666"/>
           <w:sz w:val="16"/>
         </w:rPr>
-        <w:t xml:space="preserve">Источники данных: equipment.json (перечень по ИД/ТЗ) и bi_lot4.json (инженерные решения БИ); сборка — ove/tools/build_specs.py, 01.09.2026.</w:t>
+        <w:t xml:space="preserve">Источники данных: перечень оборудования по исходным данным и техническому заданию Заказчика; инженерные решения Базового инжиниринга по Лот №4 · Склад готовой продукции.</w:t>
       </w:r>
     </w:p>
     <w:sectPr>
